--- a/docs/游戏介绍 Garden of Thorn 荆棘花园.docx
+++ b/docs/游戏介绍 Garden of Thorn 荆棘花园.docx
@@ -12,9 +12,11 @@
       <w:r>
         <w:t xml:space="preserve"> —— </w:t>
       </w:r>
+      <w:proofErr w:type="gramStart"/>
       <w:r>
         <w:t>规则书</w:t>
       </w:r>
+      <w:proofErr w:type="gramEnd"/>
       <w:r>
         <w:t xml:space="preserve"> V0.2</w:t>
       </w:r>
@@ -328,7 +330,23 @@
         <w:t>0</w:t>
       </w:r>
       <w:r>
-        <w:t>，不自动回复，仅通过卡牌效果获得</w:t>
+        <w:t>，</w:t>
+      </w:r>
+      <w:proofErr w:type="gramStart"/>
+      <w:r>
+        <w:t>不</w:t>
+      </w:r>
+      <w:proofErr w:type="gramEnd"/>
+      <w:r>
+        <w:t>自动回复，仅通过卡</w:t>
+      </w:r>
+      <w:proofErr w:type="gramStart"/>
+      <w:r>
+        <w:t>牌效果</w:t>
+      </w:r>
+      <w:proofErr w:type="gramEnd"/>
+      <w:r>
+        <w:t>获得</w:t>
       </w:r>
       <w:r>
         <w:rPr>
@@ -384,7 +402,21 @@
         <w:rPr>
           <w:rFonts w:hint="eastAsia"/>
         </w:rPr>
-        <w:t>次三选一（提供</w:t>
+        <w:t>次三选</w:t>
+      </w:r>
+      <w:proofErr w:type="gramStart"/>
+      <w:r>
+        <w:rPr>
+          <w:rFonts w:hint="eastAsia"/>
+        </w:rPr>
+        <w:t>一</w:t>
+      </w:r>
+      <w:proofErr w:type="gramEnd"/>
+      <w:r>
+        <w:rPr>
+          <w:rFonts w:hint="eastAsia"/>
+        </w:rPr>
+        <w:t>（提供</w:t>
       </w:r>
       <w:r>
         <w:rPr>
@@ -516,11 +548,30 @@
       </w:r>
     </w:p>
     <w:p>
-      <w:r>
-        <w:rPr>
-          <w:rFonts w:hint="eastAsia"/>
-        </w:rPr>
-        <w:t>2</w:t>
+      <w:pPr>
+        <w:rPr>
+          <w:rFonts w:hint="eastAsia"/>
+        </w:rPr>
+      </w:pPr>
+      <w:r>
+        <w:rPr>
+          <w:rFonts w:hint="eastAsia"/>
+        </w:rPr>
+        <w:t xml:space="preserve">2. </w:t>
+      </w:r>
+      <w:r>
+        <w:rPr>
+          <w:rFonts w:hint="eastAsia"/>
+        </w:rPr>
+        <w:t>选择一个开局事件以影响游戏，详见卡牌表格。</w:t>
+      </w:r>
+    </w:p>
+    <w:p>
+      <w:r>
+        <w:rPr>
+          <w:rFonts w:hint="eastAsia"/>
+        </w:rPr>
+        <w:t>3</w:t>
       </w:r>
       <w:r>
         <w:t xml:space="preserve">. </w:t>
@@ -546,7 +597,7 @@
         <w:rPr>
           <w:rFonts w:hint="eastAsia"/>
         </w:rPr>
-        <w:t>3</w:t>
+        <w:t>4</w:t>
       </w:r>
       <w:r>
         <w:t xml:space="preserve">. </w:t>
@@ -597,7 +648,15 @@
         <w:t xml:space="preserve"> </w:t>
       </w:r>
       <w:r>
-        <w:t>张起始手牌</w:t>
+        <w:t>张</w:t>
+      </w:r>
+      <w:proofErr w:type="gramStart"/>
+      <w:r>
+        <w:t>起始手</w:t>
+      </w:r>
+      <w:proofErr w:type="gramEnd"/>
+      <w:r>
+        <w:t>牌</w:t>
       </w:r>
       <w:r>
         <w:rPr>
@@ -667,7 +726,7 @@
         <w:rPr>
           <w:rFonts w:hint="eastAsia"/>
         </w:rPr>
-        <w:t>4</w:t>
+        <w:t>5</w:t>
       </w:r>
       <w:r>
         <w:t xml:space="preserve">. </w:t>
@@ -679,13 +738,31 @@
         <w:t xml:space="preserve"> 7 </w:t>
       </w:r>
       <w:r>
-        <w:t>张，超上限时须</w:t>
-      </w:r>
-      <w:r>
-        <w:rPr>
-          <w:rFonts w:hint="eastAsia"/>
-        </w:rPr>
-        <w:t>将新抽的牌放入弃</w:t>
+        <w:t>张，超上</w:t>
+      </w:r>
+      <w:proofErr w:type="gramStart"/>
+      <w:r>
+        <w:t>限时须</w:t>
+      </w:r>
+      <w:r>
+        <w:rPr>
+          <w:rFonts w:hint="eastAsia"/>
+        </w:rPr>
+        <w:t>将新抽</w:t>
+      </w:r>
+      <w:proofErr w:type="gramEnd"/>
+      <w:r>
+        <w:rPr>
+          <w:rFonts w:hint="eastAsia"/>
+        </w:rPr>
+        <w:t>的牌放入</w:t>
+      </w:r>
+      <w:proofErr w:type="gramStart"/>
+      <w:r>
+        <w:rPr>
+          <w:rFonts w:hint="eastAsia"/>
+        </w:rPr>
+        <w:t>弃</w:t>
       </w:r>
       <w:r>
         <w:t>牌</w:t>
@@ -696,6 +773,7 @@
         </w:rPr>
         <w:t>堆</w:t>
       </w:r>
+      <w:proofErr w:type="gramEnd"/>
       <w:r>
         <w:rPr>
           <w:rFonts w:hint="eastAsia"/>
@@ -720,8 +798,13 @@
     </w:p>
     <w:p>
       <w:r>
-        <w:t>双方同时从抽牌堆抽</w:t>
-      </w:r>
+        <w:t>双方同时从</w:t>
+      </w:r>
+      <w:proofErr w:type="gramStart"/>
+      <w:r>
+        <w:t>抽牌堆抽</w:t>
+      </w:r>
+      <w:proofErr w:type="gramEnd"/>
       <w:r>
         <w:t xml:space="preserve"> 3 </w:t>
       </w:r>
@@ -735,13 +818,24 @@
         <w:t xml:space="preserve">. </w:t>
       </w:r>
       <w:r>
-        <w:t>抽牌堆空</w:t>
-      </w:r>
-      <w:r>
-        <w:rPr>
-          <w:rFonts w:hint="eastAsia"/>
-        </w:rPr>
-        <w:t>但抽牌未完成</w:t>
+        <w:t>抽牌</w:t>
+      </w:r>
+      <w:proofErr w:type="gramStart"/>
+      <w:r>
+        <w:t>堆空</w:t>
+      </w:r>
+      <w:r>
+        <w:rPr>
+          <w:rFonts w:hint="eastAsia"/>
+        </w:rPr>
+        <w:t>但</w:t>
+      </w:r>
+      <w:proofErr w:type="gramEnd"/>
+      <w:r>
+        <w:rPr>
+          <w:rFonts w:hint="eastAsia"/>
+        </w:rPr>
+        <w:t>抽牌未完成</w:t>
       </w:r>
       <w:r>
         <w:t>时</w:t>
@@ -753,7 +847,15 @@
         <w:t>，</w:t>
       </w:r>
       <w:r>
-        <w:t>将弃牌堆洗牌成为新</w:t>
+        <w:t>将</w:t>
+      </w:r>
+      <w:proofErr w:type="gramStart"/>
+      <w:r>
+        <w:t>弃牌堆</w:t>
+      </w:r>
+      <w:proofErr w:type="gramEnd"/>
+      <w:r>
+        <w:t>洗牌成为新</w:t>
       </w:r>
       <w:r>
         <w:rPr>
@@ -771,31 +873,197 @@
         <w:t xml:space="preserve">. </w:t>
       </w:r>
     </w:p>
+    <w:p>
+      <w:pPr>
+        <w:rPr>
+          <w:rFonts w:hint="eastAsia"/>
+        </w:rPr>
+      </w:pPr>
+    </w:p>
+    <w:p>
+      <w:r>
+        <w:t xml:space="preserve">2. </w:t>
+      </w:r>
+      <w:r>
+        <w:t>行动阶段</w:t>
+      </w:r>
+    </w:p>
     <w:p/>
     <w:p>
       <w:r>
-        <w:t xml:space="preserve">2. </w:t>
-      </w:r>
-      <w:r>
-        <w:t>行动阶段</w:t>
+        <w:t xml:space="preserve">· </w:t>
+      </w:r>
+      <w:r>
+        <w:t>先手玩家行动，可打出任意满足消耗的牌，</w:t>
+      </w:r>
+      <w:r>
+        <w:rPr>
+          <w:rFonts w:hint="eastAsia"/>
+        </w:rPr>
+        <w:t>直到</w:t>
+      </w:r>
+      <w:proofErr w:type="gramStart"/>
+      <w:r>
+        <w:t>主动结束</w:t>
+      </w:r>
+      <w:proofErr w:type="gramEnd"/>
+      <w:r>
+        <w:t>回合</w:t>
+      </w:r>
+      <w:r>
+        <w:rPr>
+          <w:rFonts w:hint="eastAsia"/>
+        </w:rPr>
+        <w:t xml:space="preserve">. </w:t>
+      </w:r>
+    </w:p>
+    <w:p>
+      <w:r>
+        <w:t xml:space="preserve">· </w:t>
+      </w:r>
+      <w:r>
+        <w:t>后手玩家随后行动</w:t>
+      </w:r>
+      <w:r>
+        <w:rPr>
+          <w:rFonts w:hint="eastAsia"/>
+        </w:rPr>
+        <w:t>，同先手</w:t>
+      </w:r>
+      <w:r>
+        <w:rPr>
+          <w:rFonts w:hint="eastAsia"/>
+        </w:rPr>
+        <w:t xml:space="preserve">. </w:t>
+      </w:r>
+    </w:p>
+    <w:p>
+      <w:r>
+        <w:t xml:space="preserve">· </w:t>
+      </w:r>
+      <w:proofErr w:type="gramStart"/>
+      <w:r>
+        <w:t>同名卡</w:t>
+      </w:r>
+      <w:proofErr w:type="gramEnd"/>
+      <w:r>
+        <w:t>重复惩罚：同一回合内，每多打出一张与之前打出过的同名卡，该卡消耗额外</w:t>
+      </w:r>
+      <w:r>
+        <w:t xml:space="preserve"> +1E</w:t>
+      </w:r>
+      <w:r>
+        <w:rPr>
+          <w:rFonts w:hint="eastAsia"/>
+        </w:rPr>
+        <w:t xml:space="preserve">. </w:t>
+      </w:r>
+      <w:r>
+        <w:t>本回合内累计，下回合重置</w:t>
+      </w:r>
+      <w:r>
+        <w:rPr>
+          <w:rFonts w:hint="eastAsia"/>
+        </w:rPr>
+        <w:t xml:space="preserve">. </w:t>
       </w:r>
     </w:p>
     <w:p/>
     <w:p>
       <w:r>
+        <w:t xml:space="preserve">3. </w:t>
+      </w:r>
+      <w:r>
+        <w:t>结束阶段</w:t>
+      </w:r>
+    </w:p>
+    <w:p>
+      <w:r>
+        <w:t>所有</w:t>
+      </w:r>
+      <w:proofErr w:type="gramStart"/>
+      <w:r>
+        <w:t>有</w:t>
+      </w:r>
+      <w:proofErr w:type="gramEnd"/>
+      <w:r>
+        <w:t>时限的卡</w:t>
+      </w:r>
+      <w:proofErr w:type="gramStart"/>
+      <w:r>
+        <w:t>牌持续</w:t>
+      </w:r>
+      <w:proofErr w:type="gramEnd"/>
+      <w:r>
+        <w:t>回合数减</w:t>
+      </w:r>
+      <w:r>
+        <w:rPr>
+          <w:rFonts w:hint="eastAsia"/>
+        </w:rPr>
+        <w:t>1</w:t>
+      </w:r>
+      <w:r>
+        <w:t>，归零则置入</w:t>
+      </w:r>
+      <w:proofErr w:type="gramStart"/>
+      <w:r>
+        <w:t>弃牌堆</w:t>
+      </w:r>
+      <w:proofErr w:type="gramEnd"/>
+      <w:r>
+        <w:rPr>
+          <w:rFonts w:hint="eastAsia"/>
+        </w:rPr>
+        <w:t xml:space="preserve">. </w:t>
+      </w:r>
+    </w:p>
+    <w:p/>
+    <w:p>
+      <w:r>
+        <w:t>五、卡牌类型</w:t>
+      </w:r>
+    </w:p>
+    <w:p/>
+    <w:p>
+      <w:r>
         <w:t xml:space="preserve">· </w:t>
       </w:r>
       <w:r>
-        <w:t>先手玩家行动，可打出任意满足消耗的牌，</w:t>
-      </w:r>
-      <w:r>
-        <w:rPr>
-          <w:rFonts w:hint="eastAsia"/>
-        </w:rPr>
-        <w:t>直到</w:t>
-      </w:r>
-      <w:r>
-        <w:t>主动结束回合</w:t>
+        <w:t>攻击</w:t>
+      </w:r>
+      <w:r>
+        <w:rPr>
+          <w:rFonts w:hint="eastAsia"/>
+        </w:rPr>
+        <w:t>（</w:t>
+      </w:r>
+      <w:r>
+        <w:rPr>
+          <w:rFonts w:hint="eastAsia"/>
+        </w:rPr>
+        <w:t>Thorn</w:t>
+      </w:r>
+      <w:r>
+        <w:rPr>
+          <w:rFonts w:hint="eastAsia"/>
+        </w:rPr>
+        <w:t>）</w:t>
+      </w:r>
+      <w:r>
+        <w:t>牌：造成物理伤害（</w:t>
+      </w:r>
+      <w:r>
+        <w:t>D</w:t>
+      </w:r>
+      <w:r>
+        <w:rPr>
+          <w:rFonts w:hint="eastAsia"/>
+        </w:rPr>
+        <w:t>amage</w:t>
+      </w:r>
+      <w:r>
+        <w:t>）</w:t>
       </w:r>
       <w:r>
         <w:rPr>
@@ -809,89 +1077,7 @@
         <w:t xml:space="preserve">· </w:t>
       </w:r>
       <w:r>
-        <w:t>后手玩家随后行动</w:t>
-      </w:r>
-      <w:r>
-        <w:rPr>
-          <w:rFonts w:hint="eastAsia"/>
-        </w:rPr>
-        <w:t>，同先手</w:t>
-      </w:r>
-      <w:r>
-        <w:rPr>
-          <w:rFonts w:hint="eastAsia"/>
-        </w:rPr>
-        <w:t xml:space="preserve">. </w:t>
-      </w:r>
-    </w:p>
-    <w:p>
-      <w:r>
-        <w:t xml:space="preserve">· </w:t>
-      </w:r>
-      <w:r>
-        <w:t>同名卡重复惩罚：同一回合内，每多打出一张与之前打出过的同名卡，该卡消耗额外</w:t>
-      </w:r>
-      <w:r>
-        <w:t xml:space="preserve"> +1E</w:t>
-      </w:r>
-      <w:r>
-        <w:rPr>
-          <w:rFonts w:hint="eastAsia"/>
-        </w:rPr>
-        <w:t xml:space="preserve">. </w:t>
-      </w:r>
-      <w:r>
-        <w:t>本回合内累计，下回合重置</w:t>
-      </w:r>
-      <w:r>
-        <w:rPr>
-          <w:rFonts w:hint="eastAsia"/>
-        </w:rPr>
-        <w:t xml:space="preserve">. </w:t>
-      </w:r>
-    </w:p>
-    <w:p/>
-    <w:p>
-      <w:r>
-        <w:t xml:space="preserve">3. </w:t>
-      </w:r>
-      <w:r>
-        <w:t>结束阶段</w:t>
-      </w:r>
-    </w:p>
-    <w:p>
-      <w:r>
-        <w:t>所有有时限的卡牌持续回合数减</w:t>
-      </w:r>
-      <w:r>
-        <w:rPr>
-          <w:rFonts w:hint="eastAsia"/>
-        </w:rPr>
-        <w:t>1</w:t>
-      </w:r>
-      <w:r>
-        <w:t>，归零则置入弃牌堆</w:t>
-      </w:r>
-      <w:r>
-        <w:rPr>
-          <w:rFonts w:hint="eastAsia"/>
-        </w:rPr>
-        <w:t xml:space="preserve">. </w:t>
-      </w:r>
-    </w:p>
-    <w:p/>
-    <w:p>
-      <w:r>
-        <w:t>五、卡牌类型</w:t>
-      </w:r>
-    </w:p>
-    <w:p/>
-    <w:p>
-      <w:r>
-        <w:t xml:space="preserve">· </w:t>
-      </w:r>
-      <w:r>
-        <w:t>攻击</w:t>
+        <w:t>装备</w:t>
       </w:r>
       <w:r>
         <w:rPr>
@@ -903,7 +1089,7 @@
         <w:rPr>
           <w:rFonts w:hint="eastAsia"/>
         </w:rPr>
-        <w:t>Thorn</w:t>
+        <w:t>Root</w:t>
       </w:r>
       <w:r>
         <w:rPr>
@@ -912,53 +1098,6 @@
         <w:t>）</w:t>
       </w:r>
       <w:r>
-        <w:t>牌：造成物理伤害（</w:t>
-      </w:r>
-      <w:r>
-        <w:t>D</w:t>
-      </w:r>
-      <w:r>
-        <w:rPr>
-          <w:rFonts w:hint="eastAsia"/>
-        </w:rPr>
-        <w:t>amage</w:t>
-      </w:r>
-      <w:r>
-        <w:t>）</w:t>
-      </w:r>
-      <w:r>
-        <w:rPr>
-          <w:rFonts w:hint="eastAsia"/>
-        </w:rPr>
-        <w:t xml:space="preserve">. </w:t>
-      </w:r>
-    </w:p>
-    <w:p>
-      <w:r>
-        <w:t xml:space="preserve">· </w:t>
-      </w:r>
-      <w:r>
-        <w:t>装备</w:t>
-      </w:r>
-      <w:r>
-        <w:rPr>
-          <w:rFonts w:hint="eastAsia"/>
-        </w:rPr>
-        <w:t>（</w:t>
-      </w:r>
-      <w:r>
-        <w:rPr>
-          <w:rFonts w:hint="eastAsia"/>
-        </w:rPr>
-        <w:t>Root</w:t>
-      </w:r>
-      <w:r>
-        <w:rPr>
-          <w:rFonts w:hint="eastAsia"/>
-        </w:rPr>
-        <w:t>）</w:t>
-      </w:r>
-      <w:r>
         <w:t>牌：打出后持续留在场上，产生永久或限时效果</w:t>
       </w:r>
       <w:r>
@@ -970,6 +1109,7 @@
     </w:p>
     <w:p>
       <w:r>
+        <w:lastRenderedPageBreak/>
         <w:t>可被「</w:t>
       </w:r>
       <w:r>
@@ -1085,7 +1225,21 @@
         <w:rPr>
           <w:rFonts w:hint="eastAsia"/>
         </w:rPr>
-        <w:t>除上面牌之外的牌</w:t>
+        <w:t>除</w:t>
+      </w:r>
+      <w:proofErr w:type="gramStart"/>
+      <w:r>
+        <w:rPr>
+          <w:rFonts w:hint="eastAsia"/>
+        </w:rPr>
+        <w:t>上面牌</w:t>
+      </w:r>
+      <w:proofErr w:type="gramEnd"/>
+      <w:r>
+        <w:rPr>
+          <w:rFonts w:hint="eastAsia"/>
+        </w:rPr>
+        <w:t>之外的牌</w:t>
       </w:r>
       <w:r>
         <w:rPr>
@@ -1369,6 +1523,7 @@
       <w:r>
         <w:t>可使用</w:t>
       </w:r>
+      <w:proofErr w:type="gramStart"/>
       <w:r>
         <w:rPr>
           <w:rFonts w:hint="eastAsia"/>
@@ -1376,7 +1531,11 @@
         <w:t>反制</w:t>
       </w:r>
       <w:r>
-        <w:t>牌进行响应</w:t>
+        <w:t>牌进行</w:t>
+      </w:r>
+      <w:proofErr w:type="gramEnd"/>
+      <w:r>
+        <w:t>响应</w:t>
       </w:r>
       <w:r>
         <w:rPr>
@@ -1437,7 +1596,15 @@
         <w:t>入放逐区</w:t>
       </w:r>
       <w:r>
-        <w:t>，不进入弃牌堆，洗牌时不会再次出现</w:t>
+        <w:t>，不进入</w:t>
+      </w:r>
+      <w:proofErr w:type="gramStart"/>
+      <w:r>
+        <w:t>弃牌堆</w:t>
+      </w:r>
+      <w:proofErr w:type="gramEnd"/>
+      <w:r>
+        <w:t>，洗牌时不会再次出现</w:t>
       </w:r>
       <w:r>
         <w:rPr>
@@ -1568,7 +1735,77 @@
         <w:rPr>
           <w:rFonts w:hint="eastAsia"/>
         </w:rPr>
-        <w:t>，若因爆牌（超过手牌上限仍抽牌）将要被放入弃牌堆，则必须选择一张不含有“吸附”的牌放入弃牌堆，本牌则不置入弃牌堆。</w:t>
+        <w:t>，若</w:t>
+      </w:r>
+      <w:proofErr w:type="gramStart"/>
+      <w:r>
+        <w:rPr>
+          <w:rFonts w:hint="eastAsia"/>
+        </w:rPr>
+        <w:t>因爆牌</w:t>
+      </w:r>
+      <w:proofErr w:type="gramEnd"/>
+      <w:r>
+        <w:rPr>
+          <w:rFonts w:hint="eastAsia"/>
+        </w:rPr>
+        <w:t>（超过手牌上限仍抽牌）将要被放入</w:t>
+      </w:r>
+      <w:proofErr w:type="gramStart"/>
+      <w:r>
+        <w:rPr>
+          <w:rFonts w:hint="eastAsia"/>
+        </w:rPr>
+        <w:t>弃牌堆</w:t>
+      </w:r>
+      <w:proofErr w:type="gramEnd"/>
+      <w:r>
+        <w:rPr>
+          <w:rFonts w:hint="eastAsia"/>
+        </w:rPr>
+        <w:t>，则必须选择一张</w:t>
+      </w:r>
+      <w:proofErr w:type="gramStart"/>
+      <w:r>
+        <w:rPr>
+          <w:rFonts w:hint="eastAsia"/>
+        </w:rPr>
+        <w:t>不</w:t>
+      </w:r>
+      <w:proofErr w:type="gramEnd"/>
+      <w:r>
+        <w:rPr>
+          <w:rFonts w:hint="eastAsia"/>
+        </w:rPr>
+        <w:t>含有“吸附”的牌放入</w:t>
+      </w:r>
+      <w:proofErr w:type="gramStart"/>
+      <w:r>
+        <w:rPr>
+          <w:rFonts w:hint="eastAsia"/>
+        </w:rPr>
+        <w:t>弃牌堆</w:t>
+      </w:r>
+      <w:proofErr w:type="gramEnd"/>
+      <w:r>
+        <w:rPr>
+          <w:rFonts w:hint="eastAsia"/>
+        </w:rPr>
+        <w:t>，本牌则不置入</w:t>
+      </w:r>
+      <w:proofErr w:type="gramStart"/>
+      <w:r>
+        <w:rPr>
+          <w:rFonts w:hint="eastAsia"/>
+        </w:rPr>
+        <w:t>弃牌堆</w:t>
+      </w:r>
+      <w:proofErr w:type="gramEnd"/>
+      <w:r>
+        <w:rPr>
+          <w:rFonts w:hint="eastAsia"/>
+        </w:rPr>
+        <w:t>。</w:t>
       </w:r>
     </w:p>
     <w:p/>
@@ -1603,13 +1840,24 @@
         <w:t>”</w:t>
       </w:r>
       <w:r>
-        <w:t>的卡牌</w:t>
-      </w:r>
-      <w:r>
-        <w:rPr>
-          <w:rFonts w:hint="eastAsia"/>
-        </w:rPr>
-        <w:t>无法被反制。</w:t>
+        <w:t>的卡</w:t>
+      </w:r>
+      <w:proofErr w:type="gramStart"/>
+      <w:r>
+        <w:t>牌</w:t>
+      </w:r>
+      <w:r>
+        <w:rPr>
+          <w:rFonts w:hint="eastAsia"/>
+        </w:rPr>
+        <w:t>无法</w:t>
+      </w:r>
+      <w:proofErr w:type="gramEnd"/>
+      <w:r>
+        <w:rPr>
+          <w:rFonts w:hint="eastAsia"/>
+        </w:rPr>
+        <w:t>被反制。</w:t>
       </w:r>
     </w:p>
     <w:p/>
